--- a/Plantilla_Tonala.docx
+++ b/Plantilla_Tonala.docx
@@ -796,6 +796,20 @@
               </w:rPr>
               <w:t>{{ nombre_notario }}</w:t>
             </w:r>
+            <w:r>
+              <w:rPr>
+                <w:sz w:val="20"/>
+                <w:szCs w:val="20"/>
+              </w:rPr>
+              <w:t xml:space="preserve"> </w:t>
+            </w:r>
+            <w:r>
+              <w:rPr>
+                <w:sz w:val="20"/>
+                <w:szCs w:val="20"/>
+              </w:rPr>
+              <w:t>{{ notaria_numero }}</w:t>
+            </w:r>
           </w:p>
         </w:tc>
       </w:tr>
@@ -833,30 +847,7 @@
                 <w:noProof/>
                 <w:color w:val="000000" w:themeColor="text1"/>
               </w:rPr>
-              <w:pict w14:anchorId="7979B5EC">
-                <v:shapetype id="_x0000_t75" coordsize="21600,21600" o:spt="75" o:preferrelative="t" path="m@4@5l@4@11@9@11@9@5xe" filled="f" stroked="f">
-                  <v:stroke joinstyle="miter"/>
-                  <v:formulas>
-                    <v:f eqn="if lineDrawn pixelLineWidth 0"/>
-                    <v:f eqn="sum @0 1 0"/>
-                    <v:f eqn="sum 0 0 @1"/>
-                    <v:f eqn="prod @2 1 2"/>
-                    <v:f eqn="prod @3 21600 pixelWidth"/>
-                    <v:f eqn="prod @3 21600 pixelHeight"/>
-                    <v:f eqn="sum @0 0 1"/>
-                    <v:f eqn="prod @6 1 2"/>
-                    <v:f eqn="prod @7 21600 pixelWidth"/>
-                    <v:f eqn="sum @8 21600 0"/>
-                    <v:f eqn="prod @7 21600 pixelHeight"/>
-                    <v:f eqn="sum @10 21600 0"/>
-                  </v:formulas>
-                  <v:path o:extrusionok="f" gradientshapeok="t" o:connecttype="rect"/>
-                  <o:lock v:ext="edit" aspectratio="t"/>
-                </v:shapetype>
-                <v:shape id="_x0000_i1025" type="#_x0000_t75" alt="" style="width:410.2pt;height:15.25pt;mso-width-percent:0;mso-height-percent:0;mso-width-percent:0;mso-height-percent:0">
-                  <v:imagedata r:id="rId8" o:title=""/>
-                </v:shape>
-              </w:pict>
+              <w:t>{{ certificado_notario }}</w:t>
             </w:r>
           </w:p>
         </w:tc>
@@ -1311,7 +1302,7 @@
                 <w:sz w:val="18"/>
                 <w:szCs w:val="18"/>
               </w:rPr>
-              <w:t>{{ estado_civil_vendedor }}</w:t>
+              <w:t>{{ generales_vendedor }}</w:t>
             </w:r>
           </w:p>
         </w:tc>
@@ -1610,7 +1601,7 @@
                 <w:sz w:val="18"/>
                 <w:szCs w:val="18"/>
               </w:rPr>
-              <w:t>{{ estado_civil_comprador }}</w:t>
+              <w:t>{{ generales_comprador }}</w:t>
             </w:r>
           </w:p>
         </w:tc>
@@ -2321,23 +2312,7 @@
                 <w:sz w:val="18"/>
                 <w:szCs w:val="18"/>
               </w:rPr>
-              <w:t>{{ x_</w:t>
-            </w:r>
-            <w:r>
-              <w:rPr>
-                <w:b/>
-                <w:sz w:val="18"/>
-                <w:szCs w:val="18"/>
-              </w:rPr>
-              <w:t xml:space="preserve">resto </w:t>
-            </w:r>
-            <w:r>
-              <w:rPr>
-                <w:b/>
-                <w:sz w:val="18"/>
-                <w:szCs w:val="18"/>
-              </w:rPr>
-              <w:t>}}</w:t>
+              <w:t>{{ x_resto }}</w:t>
             </w:r>
           </w:p>
         </w:tc>
@@ -2396,23 +2371,7 @@
                 <w:sz w:val="18"/>
                 <w:szCs w:val="18"/>
               </w:rPr>
-              <w:t>{{ x_</w:t>
-            </w:r>
-            <w:r>
-              <w:rPr>
-                <w:b/>
-                <w:sz w:val="18"/>
-                <w:szCs w:val="18"/>
-              </w:rPr>
-              <w:t>totalidad</w:t>
-            </w:r>
-            <w:r>
-              <w:rPr>
-                <w:b/>
-                <w:sz w:val="18"/>
-                <w:szCs w:val="18"/>
-              </w:rPr>
-              <w:t xml:space="preserve"> }}</w:t>
+              <w:t>{{ x_totalidad }}</w:t>
             </w:r>
           </w:p>
         </w:tc>
@@ -3841,7 +3800,6 @@
                 <w:sz w:val="18"/>
                 <w:szCs w:val="18"/>
               </w:rPr>
-              <w:lastRenderedPageBreak/>
               <w:t xml:space="preserve">TONALÁ, JALISCO A </w:t>
             </w:r>
           </w:p>
@@ -4294,7 +4252,7 @@
       </w:pPr>
     </w:p>
     <w:sectPr>
-      <w:footerReference w:type="default" r:id="rId9"/>
+      <w:footerReference w:type="default" r:id="rId8"/>
       <w:pgSz w:w="12242" w:h="19272" w:code="126"/>
       <w:pgMar w:top="720" w:right="720" w:bottom="720" w:left="720" w:header="708" w:footer="476" w:gutter="0"/>
       <w:cols w:space="708"/>
@@ -4479,8 +4437,8 @@
           <w:tblLook w:val="04A0" w:firstRow="1" w:lastRow="0" w:firstColumn="1" w:lastColumn="0" w:noHBand="0" w:noVBand="1"/>
         </w:tblPr>
         <w:tblGrid>
-          <w:gridCol w:w="2003"/>
-          <w:gridCol w:w="8799"/>
+          <w:gridCol w:w="2012"/>
+          <w:gridCol w:w="8790"/>
         </w:tblGrid>
         <w:tr>
           <w:tc>
@@ -4526,7 +4484,7 @@
                   <w:sz w:val="18"/>
                   <w:szCs w:val="18"/>
                 </w:rPr>
-                <w:pict w14:anchorId="79BBC736">
+                <w:pict w14:anchorId="195392DE">
                   <v:shapetype id="_x0000_t75" coordsize="21600,21600" o:spt="75" o:preferrelative="t" path="m@4@5l@4@11@9@11@9@5xe" filled="f" stroked="f">
                     <v:stroke joinstyle="miter"/>
                     <v:formulas>
@@ -4546,7 +4504,7 @@
                     <v:path o:extrusionok="f" gradientshapeok="t" o:connecttype="rect"/>
                     <o:lock v:ext="edit" aspectratio="t"/>
                   </v:shapetype>
-                  <v:shape id="_x0000_i1029" type="#_x0000_t75" alt="" style="width:372.4pt;height:13.1pt;mso-width-percent:0;mso-height-percent:0;mso-width-percent:0;mso-height-percent:0">
+                  <v:shape id="_x0000_i1028" type="#_x0000_t75" alt="" style="width:372.4pt;height:12.5pt;mso-width-percent:0;mso-height-percent:0;mso-width-percent:0;mso-height-percent:0">
                     <v:imagedata r:id="rId1" o:title=""/>
                   </v:shape>
                 </w:pict>
@@ -4598,8 +4556,8 @@
                   <w:sz w:val="18"/>
                   <w:szCs w:val="18"/>
                 </w:rPr>
-                <w:pict w14:anchorId="77F02AD0">
-                  <v:shape id="_x0000_i1028" type="#_x0000_t75" alt="" style="width:429.1pt;height:13.1pt;mso-width-percent:0;mso-height-percent:0;mso-width-percent:0;mso-height-percent:0">
+                <w:pict w14:anchorId="4D437588">
+                  <v:shape id="_x0000_i1027" type="#_x0000_t75" alt="" style="width:428.65pt;height:12.5pt;mso-width-percent:0;mso-height-percent:0;mso-width-percent:0;mso-height-percent:0">
                     <v:imagedata r:id="rId2" o:title=""/>
                   </v:shape>
                 </w:pict>
@@ -4651,8 +4609,8 @@
                   <w:sz w:val="18"/>
                   <w:szCs w:val="18"/>
                 </w:rPr>
-                <w:pict w14:anchorId="799B8C9E">
-                  <v:shape id="_x0000_i1027" type="#_x0000_t75" alt="" style="width:429.1pt;height:13.1pt;mso-width-percent:0;mso-height-percent:0;mso-width-percent:0;mso-height-percent:0">
+                <w:pict w14:anchorId="06EC332C">
+                  <v:shape id="_x0000_i1026" type="#_x0000_t75" alt="" style="width:428.65pt;height:12.5pt;mso-width-percent:0;mso-height-percent:0;mso-width-percent:0;mso-height-percent:0">
                     <v:imagedata r:id="rId2" o:title=""/>
                   </v:shape>
                 </w:pict>
@@ -4704,8 +4662,8 @@
                   <w:sz w:val="18"/>
                   <w:szCs w:val="18"/>
                 </w:rPr>
-                <w:pict w14:anchorId="1B23922D">
-                  <v:shape id="_x0000_i1026" type="#_x0000_t75" alt="" style="width:429.1pt;height:13.1pt;mso-width-percent:0;mso-height-percent:0;mso-width-percent:0;mso-height-percent:0">
+                <w:pict w14:anchorId="5B5FA9B3">
+                  <v:shape id="_x0000_i1025" type="#_x0000_t75" alt="" style="width:428.65pt;height:12.5pt;mso-width-percent:0;mso-height-percent:0;mso-width-percent:0;mso-height-percent:0">
                     <v:imagedata r:id="rId2" o:title=""/>
                   </v:shape>
                 </w:pict>

--- a/Plantilla_Tonala.docx
+++ b/Plantilla_Tonala.docx
@@ -631,6 +631,14 @@
                 <w:szCs w:val="18"/>
               </w:rPr>
             </w:pPr>
+            <w:r>
+              <w:rPr>
+                <w:b/>
+                <w:sz w:val="18"/>
+                <w:szCs w:val="18"/>
+              </w:rPr>
+              <w:t>{{ x_deslinde }}</w:t>
+            </w:r>
           </w:p>
         </w:tc>
         <w:tc>
@@ -681,6 +689,14 @@
                 <w:szCs w:val="18"/>
               </w:rPr>
             </w:pPr>
+            <w:r>
+              <w:rPr>
+                <w:b/>
+                <w:sz w:val="18"/>
+                <w:szCs w:val="18"/>
+              </w:rPr>
+              <w:t>{{ x_avaluo }}</w:t>
+            </w:r>
           </w:p>
         </w:tc>
         <w:tc>
@@ -730,6 +746,14 @@
                 <w:szCs w:val="18"/>
               </w:rPr>
             </w:pPr>
+            <w:r>
+              <w:rPr>
+                <w:b/>
+                <w:sz w:val="18"/>
+                <w:szCs w:val="18"/>
+              </w:rPr>
+              <w:t>{{ x_certificado_no_prop }}</w:t>
+            </w:r>
           </w:p>
         </w:tc>
       </w:tr>
@@ -802,13 +826,6 @@
                 <w:szCs w:val="20"/>
               </w:rPr>
               <w:t xml:space="preserve"> </w:t>
-            </w:r>
-            <w:r>
-              <w:rPr>
-                <w:sz w:val="20"/>
-                <w:szCs w:val="20"/>
-              </w:rPr>
-              <w:t>{{ notaria_numero }}</w:t>
             </w:r>
           </w:p>
         </w:tc>
@@ -2935,6 +2952,7 @@
                 <w:sz w:val="18"/>
                 <w:szCs w:val="18"/>
               </w:rPr>
+              <w:lastRenderedPageBreak/>
               <w:t>IMPUESTO AL MUNICIPIO</w:t>
             </w:r>
           </w:p>
@@ -4437,8 +4455,8 @@
           <w:tblLook w:val="04A0" w:firstRow="1" w:lastRow="0" w:firstColumn="1" w:lastColumn="0" w:noHBand="0" w:noVBand="1"/>
         </w:tblPr>
         <w:tblGrid>
-          <w:gridCol w:w="2012"/>
-          <w:gridCol w:w="8790"/>
+          <w:gridCol w:w="2013"/>
+          <w:gridCol w:w="8789"/>
         </w:tblGrid>
         <w:tr>
           <w:tc>
@@ -4484,7 +4502,7 @@
                   <w:sz w:val="18"/>
                   <w:szCs w:val="18"/>
                 </w:rPr>
-                <w:pict w14:anchorId="195392DE">
+                <w:pict w14:anchorId="0AE1157E">
                   <v:shapetype id="_x0000_t75" coordsize="21600,21600" o:spt="75" o:preferrelative="t" path="m@4@5l@4@11@9@11@9@5xe" filled="f" stroked="f">
                     <v:stroke joinstyle="miter"/>
                     <v:formulas>
@@ -4504,7 +4522,7 @@
                     <v:path o:extrusionok="f" gradientshapeok="t" o:connecttype="rect"/>
                     <o:lock v:ext="edit" aspectratio="t"/>
                   </v:shapetype>
-                  <v:shape id="_x0000_i1028" type="#_x0000_t75" alt="" style="width:372.4pt;height:12.5pt;mso-width-percent:0;mso-height-percent:0;mso-width-percent:0;mso-height-percent:0">
+                  <v:shape id="_x0000_i1028" type="#_x0000_t75" alt="" style="width:372.4pt;height:12.55pt;mso-width-percent:0;mso-height-percent:0;mso-width-percent:0;mso-height-percent:0">
                     <v:imagedata r:id="rId1" o:title=""/>
                   </v:shape>
                 </w:pict>
@@ -4556,8 +4574,8 @@
                   <w:sz w:val="18"/>
                   <w:szCs w:val="18"/>
                 </w:rPr>
-                <w:pict w14:anchorId="4D437588">
-                  <v:shape id="_x0000_i1027" type="#_x0000_t75" alt="" style="width:428.65pt;height:12.5pt;mso-width-percent:0;mso-height-percent:0;mso-width-percent:0;mso-height-percent:0">
+                <w:pict w14:anchorId="2C2EE1E1">
+                  <v:shape id="_x0000_i1027" type="#_x0000_t75" alt="" style="width:428.65pt;height:12.55pt;mso-width-percent:0;mso-height-percent:0;mso-width-percent:0;mso-height-percent:0">
                     <v:imagedata r:id="rId2" o:title=""/>
                   </v:shape>
                 </w:pict>
@@ -4609,8 +4627,8 @@
                   <w:sz w:val="18"/>
                   <w:szCs w:val="18"/>
                 </w:rPr>
-                <w:pict w14:anchorId="06EC332C">
-                  <v:shape id="_x0000_i1026" type="#_x0000_t75" alt="" style="width:428.65pt;height:12.5pt;mso-width-percent:0;mso-height-percent:0;mso-width-percent:0;mso-height-percent:0">
+                <w:pict w14:anchorId="0BBD7092">
+                  <v:shape id="_x0000_i1026" type="#_x0000_t75" alt="" style="width:428.65pt;height:12.55pt;mso-width-percent:0;mso-height-percent:0;mso-width-percent:0;mso-height-percent:0">
                     <v:imagedata r:id="rId2" o:title=""/>
                   </v:shape>
                 </w:pict>
@@ -4662,8 +4680,8 @@
                   <w:sz w:val="18"/>
                   <w:szCs w:val="18"/>
                 </w:rPr>
-                <w:pict w14:anchorId="5B5FA9B3">
-                  <v:shape id="_x0000_i1025" type="#_x0000_t75" alt="" style="width:428.65pt;height:12.5pt;mso-width-percent:0;mso-height-percent:0;mso-width-percent:0;mso-height-percent:0">
+                <w:pict w14:anchorId="3B22059C">
+                  <v:shape id="_x0000_i1025" type="#_x0000_t75" alt="" style="width:428.65pt;height:12.55pt;mso-width-percent:0;mso-height-percent:0;mso-width-percent:0;mso-height-percent:0">
                     <v:imagedata r:id="rId2" o:title=""/>
                   </v:shape>
                 </w:pict>

--- a/Plantilla_Tonala.docx
+++ b/Plantilla_Tonala.docx
@@ -859,10 +859,18 @@
             <w:shd w:val="clear" w:color="auto" w:fill="F2F2F2" w:themeFill="background1" w:themeFillShade="F2"/>
           </w:tcPr>
           <w:p>
+            <w:pPr>
+              <w:rPr>
+                <w:sz w:val="21"/>
+                <w:szCs w:val="21"/>
+              </w:rPr>
+            </w:pPr>
             <w:r>
               <w:rPr>
                 <w:noProof/>
                 <w:color w:val="000000" w:themeColor="text1"/>
+                <w:sz w:val="21"/>
+                <w:szCs w:val="21"/>
               </w:rPr>
               <w:t>{{ certificado_notario }}</w:t>
             </w:r>
@@ -1034,7 +1042,7 @@
                 <w:sz w:val="18"/>
                 <w:szCs w:val="18"/>
               </w:rPr>
-              <w:t>{{ escritura_numero }}</w:t>
+              <w:t xml:space="preserve">  {{ lugar_fecha_firma }} / {{ fecha_cierre }}</w:t>
             </w:r>
           </w:p>
         </w:tc>
@@ -1102,6 +1110,13 @@
                 <w:szCs w:val="18"/>
               </w:rPr>
             </w:pPr>
+            <w:r>
+              <w:rPr>
+                <w:sz w:val="18"/>
+                <w:szCs w:val="18"/>
+              </w:rPr>
+              <w:t>{{ fecha_resolucion }}</w:t>
+            </w:r>
           </w:p>
         </w:tc>
       </w:tr>
@@ -2141,6 +2156,13 @@
                 <w:szCs w:val="18"/>
               </w:rPr>
             </w:pPr>
+            <w:r>
+              <w:rPr>
+                <w:sz w:val="18"/>
+                <w:szCs w:val="18"/>
+              </w:rPr>
+              <w:t>{{ antecedentes_registro }}</w:t>
+            </w:r>
           </w:p>
           <w:p>
             <w:pPr>
@@ -3842,6 +3864,13 @@
                 <w:szCs w:val="18"/>
               </w:rPr>
             </w:pPr>
+            <w:r>
+              <w:rPr>
+                <w:sz w:val="18"/>
+                <w:szCs w:val="18"/>
+              </w:rPr>
+              <w:t>{{ fecha_cierre }}</w:t>
+            </w:r>
           </w:p>
         </w:tc>
       </w:tr>
@@ -4502,7 +4531,7 @@
                   <w:sz w:val="18"/>
                   <w:szCs w:val="18"/>
                 </w:rPr>
-                <w:pict w14:anchorId="0AE1157E">
+                <w:pict w14:anchorId="438BFD4C">
                   <v:shapetype id="_x0000_t75" coordsize="21600,21600" o:spt="75" o:preferrelative="t" path="m@4@5l@4@11@9@11@9@5xe" filled="f" stroked="f">
                     <v:stroke joinstyle="miter"/>
                     <v:formulas>
@@ -4522,7 +4551,7 @@
                     <v:path o:extrusionok="f" gradientshapeok="t" o:connecttype="rect"/>
                     <o:lock v:ext="edit" aspectratio="t"/>
                   </v:shapetype>
-                  <v:shape id="_x0000_i1028" type="#_x0000_t75" alt="" style="width:372.4pt;height:12.55pt;mso-width-percent:0;mso-height-percent:0;mso-width-percent:0;mso-height-percent:0">
+                  <v:shape id="_x0000_i1028" type="#_x0000_t75" alt="" style="width:371.7pt;height:13.15pt;mso-width-percent:0;mso-height-percent:0;mso-width-percent:0;mso-height-percent:0">
                     <v:imagedata r:id="rId1" o:title=""/>
                   </v:shape>
                 </w:pict>
@@ -4574,8 +4603,8 @@
                   <w:sz w:val="18"/>
                   <w:szCs w:val="18"/>
                 </w:rPr>
-                <w:pict w14:anchorId="2C2EE1E1">
-                  <v:shape id="_x0000_i1027" type="#_x0000_t75" alt="" style="width:428.65pt;height:12.55pt;mso-width-percent:0;mso-height-percent:0;mso-width-percent:0;mso-height-percent:0">
+                <w:pict w14:anchorId="536C5860">
+                  <v:shape id="_x0000_i1027" type="#_x0000_t75" alt="" style="width:428.65pt;height:13.15pt;mso-width-percent:0;mso-height-percent:0;mso-width-percent:0;mso-height-percent:0">
                     <v:imagedata r:id="rId2" o:title=""/>
                   </v:shape>
                 </w:pict>
@@ -4627,8 +4656,8 @@
                   <w:sz w:val="18"/>
                   <w:szCs w:val="18"/>
                 </w:rPr>
-                <w:pict w14:anchorId="0BBD7092">
-                  <v:shape id="_x0000_i1026" type="#_x0000_t75" alt="" style="width:428.65pt;height:12.55pt;mso-width-percent:0;mso-height-percent:0;mso-width-percent:0;mso-height-percent:0">
+                <w:pict w14:anchorId="7C9CFD5D">
+                  <v:shape id="_x0000_i1026" type="#_x0000_t75" alt="" style="width:428.65pt;height:13.15pt;mso-width-percent:0;mso-height-percent:0;mso-width-percent:0;mso-height-percent:0">
                     <v:imagedata r:id="rId2" o:title=""/>
                   </v:shape>
                 </w:pict>
@@ -4680,8 +4709,8 @@
                   <w:sz w:val="18"/>
                   <w:szCs w:val="18"/>
                 </w:rPr>
-                <w:pict w14:anchorId="3B22059C">
-                  <v:shape id="_x0000_i1025" type="#_x0000_t75" alt="" style="width:428.65pt;height:12.55pt;mso-width-percent:0;mso-height-percent:0;mso-width-percent:0;mso-height-percent:0">
+                <w:pict w14:anchorId="6C428731">
+                  <v:shape id="_x0000_i1025" type="#_x0000_t75" alt="" style="width:428.65pt;height:13.15pt;mso-width-percent:0;mso-height-percent:0;mso-width-percent:0;mso-height-percent:0">
                     <v:imagedata r:id="rId2" o:title=""/>
                   </v:shape>
                 </w:pict>
